--- a/chapters/vol10/06-Chương-6-Xin-đừng-cãi-vã-yêu-đương-nữa.docx
+++ b/chapters/vol10/06-Chương-6-Xin-đừng-cãi-vã-yêu-đương-nữa.docx
@@ -4,8 +4,7 @@
   <w:body>
     <w:p>
       <w:pPr>
-        <w:pStyle w:val="Heading2"/>
-        <w:spacing w:before="400" w:after="280"/>
+        <w:spacing w:before="360" w:after="280"/>
         <w:jc w:val="center"/>
       </w:pPr>
       <w:r>
@@ -15,52 +14,27 @@
           <w:color w:val="111111"/>
           <w:sz w:val="32"/>
         </w:rPr>
+        <w:t>Chương 6: Xin đừng cãi vã yêu đương nữa</w:t>
+      </w:r>
+    </w:p>
+    <w:p>
+      <w:pPr>
+        <w:spacing w:before="280" w:after="280"/>
+        <w:jc w:val="center"/>
+      </w:pPr>
+      <w:r>
+        <w:rPr>
+          <w:rFonts w:ascii="Montserrat" w:hAnsi="Montserrat"/>
+          <w:b/>
+          <w:color w:val="222222"/>
+          <w:sz w:val="24"/>
+        </w:rPr>
         <w:t>Chương 6: Xin đừng cãi vã yêu đương nữa!</w:t>
       </w:r>
     </w:p>
     <w:p>
       <w:pPr>
-        <w:spacing w:after="280" w:before="280"/>
-        <w:jc w:val="center"/>
-      </w:pPr>
-      <w:r>
-        <w:drawing>
-          <wp:inline xmlns:a="http://schemas.openxmlformats.org/drawingml/2006/main" xmlns:pic="http://schemas.openxmlformats.org/drawingml/2006/picture">
-            <wp:extent cx="5029200" cy="2160773"/>
-            <wp:docPr id="1" name="Picture 1"/>
-            <wp:cNvGraphicFramePr>
-              <a:graphicFrameLocks noChangeAspect="1"/>
-            </wp:cNvGraphicFramePr>
-            <a:graphic>
-              <a:graphicData uri="http://schemas.openxmlformats.org/drawingml/2006/picture">
-                <pic:pic>
-                  <pic:nvPicPr>
-                    <pic:cNvPr id="0" name="image_p123_1.jpeg"/>
-                    <pic:cNvPicPr/>
-                  </pic:nvPicPr>
-                  <pic:blipFill>
-                    <a:blip r:embed="rId9"/>
-                    <a:stretch>
-                      <a:fillRect/>
-                    </a:stretch>
-                  </pic:blipFill>
-                  <pic:spPr>
-                    <a:xfrm>
-                      <a:off x="0" y="0"/>
-                      <a:ext cx="5029200" cy="2160773"/>
-                    </a:xfrm>
-                    <a:prstGeom prst="rect"/>
-                  </pic:spPr>
-                </pic:pic>
-              </a:graphicData>
-            </a:graphic>
-          </wp:inline>
-        </w:drawing>
-      </w:r>
-    </w:p>
-    <w:p>
-      <w:pPr>
-        <w:spacing w:line="300" w:lineRule="auto" w:after="120"/>
+        <w:spacing w:before="0" w:after="120" w:line="276" w:lineRule="auto"/>
       </w:pPr>
       <w:r>
         <w:rPr>
@@ -73,7 +47,7 @@
     </w:p>
     <w:p>
       <w:pPr>
-        <w:spacing w:line="300" w:lineRule="auto" w:after="120"/>
+        <w:spacing w:before="0" w:after="120" w:line="276" w:lineRule="auto"/>
       </w:pPr>
       <w:r>
         <w:rPr>
@@ -86,7 +60,7 @@
     </w:p>
     <w:p>
       <w:pPr>
-        <w:spacing w:line="300" w:lineRule="auto" w:after="120"/>
+        <w:spacing w:before="0" w:after="120" w:line="276" w:lineRule="auto"/>
       </w:pPr>
       <w:r>
         <w:rPr>
@@ -99,7 +73,7 @@
     </w:p>
     <w:p>
       <w:pPr>
-        <w:spacing w:line="300" w:lineRule="auto" w:after="120"/>
+        <w:spacing w:before="0" w:after="120" w:line="276" w:lineRule="auto"/>
       </w:pPr>
       <w:r>
         <w:rPr>
@@ -112,7 +86,7 @@
     </w:p>
     <w:p>
       <w:pPr>
-        <w:spacing w:line="300" w:lineRule="auto" w:after="120"/>
+        <w:spacing w:before="0" w:after="120" w:line="276" w:lineRule="auto"/>
       </w:pPr>
       <w:r>
         <w:rPr>
@@ -125,7 +99,7 @@
     </w:p>
     <w:p>
       <w:pPr>
-        <w:spacing w:line="300" w:lineRule="auto" w:after="120"/>
+        <w:spacing w:before="0" w:after="120" w:line="276" w:lineRule="auto"/>
       </w:pPr>
       <w:r>
         <w:rPr>
@@ -138,7 +112,7 @@
     </w:p>
     <w:p>
       <w:pPr>
-        <w:spacing w:line="300" w:lineRule="auto" w:after="120"/>
+        <w:spacing w:before="0" w:after="120" w:line="276" w:lineRule="auto"/>
       </w:pPr>
       <w:r>
         <w:rPr>
@@ -146,12 +120,12 @@
           <w:color w:val="222222"/>
           <w:sz w:val="24"/>
         </w:rPr>
-        <w:t>“Khô khan sao ạ? Đâu hẳn là vậy; đó là điều mà cả hai chúng em đều đã đồng thuận mà. Em cho rằng chúng em đã có một mùa Giáng sinh vô cùng viên mãn và trọn vẹn trong năm nay đấy chứ ạ.”</w:t>
+        <w:t>“Khô khan sao? Đâu hẳn là vậy; đó là điều mà cả hai chúng em đều đã đồng thuận mà. Em cho rằng chúng em đã có một mùa Giáng sinh vô cùng viên mãn và trọn vẹn trong năm nay đấy chứ.”</w:t>
       </w:r>
     </w:p>
     <w:p>
       <w:pPr>
-        <w:spacing w:line="300" w:lineRule="auto" w:after="120"/>
+        <w:spacing w:before="0" w:after="120" w:line="276" w:lineRule="auto"/>
       </w:pPr>
       <w:r>
         <w:rPr>
@@ -164,7 +138,7 @@
     </w:p>
     <w:p>
       <w:pPr>
-        <w:spacing w:line="300" w:lineRule="auto" w:after="120"/>
+        <w:spacing w:before="0" w:after="120" w:line="276" w:lineRule="auto"/>
       </w:pPr>
       <w:r>
         <w:rPr>
@@ -177,7 +151,7 @@
     </w:p>
     <w:p>
       <w:pPr>
-        <w:spacing w:line="300" w:lineRule="auto" w:after="120"/>
+        <w:spacing w:before="0" w:after="120" w:line="276" w:lineRule="auto"/>
       </w:pPr>
       <w:r>
         <w:rPr>
@@ -190,7 +164,7 @@
     </w:p>
     <w:p>
       <w:pPr>
-        <w:spacing w:line="300" w:lineRule="auto" w:after="120"/>
+        <w:spacing w:before="0" w:after="120" w:line="276" w:lineRule="auto"/>
       </w:pPr>
       <w:r>
         <w:rPr>
@@ -203,7 +177,7 @@
     </w:p>
     <w:p>
       <w:pPr>
-        <w:spacing w:line="300" w:lineRule="auto" w:after="120"/>
+        <w:spacing w:before="0" w:after="120" w:line="276" w:lineRule="auto"/>
       </w:pPr>
       <w:r>
         <w:rPr>
@@ -216,7 +190,7 @@
     </w:p>
     <w:p>
       <w:pPr>
-        <w:spacing w:line="300" w:lineRule="auto" w:after="120"/>
+        <w:spacing w:before="0" w:after="120" w:line="276" w:lineRule="auto"/>
       </w:pPr>
       <w:r>
         <w:rPr>
@@ -229,7 +203,7 @@
     </w:p>
     <w:p>
       <w:pPr>
-        <w:spacing w:line="300" w:lineRule="auto" w:after="120"/>
+        <w:spacing w:before="0" w:after="120" w:line="276" w:lineRule="auto"/>
       </w:pPr>
       <w:r>
         <w:rPr>
@@ -242,7 +216,7 @@
     </w:p>
     <w:p>
       <w:pPr>
-        <w:spacing w:line="300" w:lineRule="auto" w:after="120"/>
+        <w:spacing w:before="0" w:after="120" w:line="276" w:lineRule="auto"/>
       </w:pPr>
       <w:r>
         <w:rPr>
@@ -255,7 +229,7 @@
     </w:p>
     <w:p>
       <w:pPr>
-        <w:spacing w:line="300" w:lineRule="auto" w:after="120"/>
+        <w:spacing w:before="0" w:after="120" w:line="276" w:lineRule="auto"/>
       </w:pPr>
       <w:r>
         <w:rPr>
@@ -268,7 +242,7 @@
     </w:p>
     <w:p>
       <w:pPr>
-        <w:spacing w:line="300" w:lineRule="auto" w:after="120"/>
+        <w:spacing w:before="0" w:after="120" w:line="276" w:lineRule="auto"/>
       </w:pPr>
       <w:r>
         <w:rPr>
@@ -281,7 +255,7 @@
     </w:p>
     <w:p>
       <w:pPr>
-        <w:spacing w:line="300" w:lineRule="auto" w:after="120"/>
+        <w:spacing w:before="0" w:after="120" w:line="276" w:lineRule="auto"/>
       </w:pPr>
       <w:r>
         <w:rPr>
@@ -294,7 +268,7 @@
     </w:p>
     <w:p>
       <w:pPr>
-        <w:spacing w:line="300" w:lineRule="auto" w:after="120"/>
+        <w:spacing w:before="0" w:after="120" w:line="276" w:lineRule="auto"/>
       </w:pPr>
       <w:r>
         <w:rPr>
@@ -302,12 +276,12 @@
           <w:color w:val="222222"/>
           <w:sz w:val="24"/>
         </w:rPr>
-        <w:t>“Khoan đã, rốt cuộc là hai người đã mở tiệc rượu và say bí tỉ sao ạ?” Amane hỏi, khẽ nhướn mày.</w:t>
+        <w:t>“Khoan đã, rốt cuộc là hai người đã mở tiệc rượu và say bí tỉ sao?” Amane hỏi, khẽ nhướn mày.</w:t>
       </w:r>
     </w:p>
     <w:p>
       <w:pPr>
-        <w:spacing w:line="300" w:lineRule="auto" w:after="120"/>
+        <w:spacing w:before="0" w:after="120" w:line="276" w:lineRule="auto"/>
       </w:pPr>
       <w:r>
         <w:rPr>
@@ -320,7 +294,7 @@
     </w:p>
     <w:p>
       <w:pPr>
-        <w:spacing w:line="300" w:lineRule="auto" w:after="120"/>
+        <w:spacing w:before="0" w:after="120" w:line="276" w:lineRule="auto"/>
       </w:pPr>
       <w:r>
         <w:rPr>
@@ -333,7 +307,7 @@
     </w:p>
     <w:p>
       <w:pPr>
-        <w:spacing w:line="300" w:lineRule="auto" w:after="120"/>
+        <w:spacing w:before="0" w:after="120" w:line="276" w:lineRule="auto"/>
       </w:pPr>
       <w:r>
         <w:rPr>
@@ -341,12 +315,12 @@
           <w:color w:val="222222"/>
           <w:sz w:val="24"/>
         </w:rPr>
-        <w:t>“Nhưng mà sao ạ?”</w:t>
+        <w:t>“Nhưng mà sao?”</w:t>
       </w:r>
     </w:p>
     <w:p>
       <w:pPr>
-        <w:spacing w:line="300" w:lineRule="auto" w:after="120"/>
+        <w:spacing w:before="0" w:after="120" w:line="276" w:lineRule="auto"/>
       </w:pPr>
       <w:r>
         <w:rPr>
@@ -359,7 +333,7 @@
     </w:p>
     <w:p>
       <w:pPr>
-        <w:spacing w:line="300" w:lineRule="auto" w:after="120"/>
+        <w:spacing w:before="0" w:after="120" w:line="276" w:lineRule="auto"/>
       </w:pPr>
       <w:r>
         <w:rPr>
@@ -372,7 +346,7 @@
     </w:p>
     <w:p>
       <w:pPr>
-        <w:spacing w:line="300" w:lineRule="auto" w:after="120"/>
+        <w:spacing w:before="0" w:after="120" w:line="276" w:lineRule="auto"/>
       </w:pPr>
       <w:r>
         <w:rPr>
@@ -385,7 +359,7 @@
     </w:p>
     <w:p>
       <w:pPr>
-        <w:spacing w:line="300" w:lineRule="auto" w:after="120"/>
+        <w:spacing w:before="0" w:after="120" w:line="276" w:lineRule="auto"/>
       </w:pPr>
       <w:r>
         <w:rPr>
@@ -398,7 +372,7 @@
     </w:p>
     <w:p>
       <w:pPr>
-        <w:spacing w:line="300" w:lineRule="auto" w:after="120"/>
+        <w:spacing w:before="0" w:after="120" w:line="276" w:lineRule="auto"/>
       </w:pPr>
       <w:r>
         <w:rPr>
@@ -411,7 +385,7 @@
     </w:p>
     <w:p>
       <w:pPr>
-        <w:spacing w:line="300" w:lineRule="auto" w:after="120"/>
+        <w:spacing w:before="0" w:after="120" w:line="276" w:lineRule="auto"/>
       </w:pPr>
       <w:r>
         <w:rPr>
@@ -424,7 +398,7 @@
     </w:p>
     <w:p>
       <w:pPr>
-        <w:spacing w:line="300" w:lineRule="auto" w:after="120"/>
+        <w:spacing w:before="0" w:after="120" w:line="276" w:lineRule="auto"/>
       </w:pPr>
       <w:r>
         <w:rPr>
@@ -437,7 +411,7 @@
     </w:p>
     <w:p>
       <w:pPr>
-        <w:spacing w:line="300" w:lineRule="auto" w:after="120"/>
+        <w:spacing w:before="0" w:after="120" w:line="276" w:lineRule="auto"/>
       </w:pPr>
       <w:r>
         <w:rPr>
@@ -450,7 +424,7 @@
     </w:p>
     <w:p>
       <w:pPr>
-        <w:spacing w:line="300" w:lineRule="auto" w:after="120"/>
+        <w:spacing w:before="0" w:after="120" w:line="276" w:lineRule="auto"/>
       </w:pPr>
       <w:r>
         <w:rPr>
@@ -463,7 +437,7 @@
     </w:p>
     <w:p>
       <w:pPr>
-        <w:spacing w:line="300" w:lineRule="auto" w:after="120"/>
+        <w:spacing w:before="0" w:after="120" w:line="276" w:lineRule="auto"/>
       </w:pPr>
       <w:r>
         <w:rPr>
@@ -476,7 +450,7 @@
     </w:p>
     <w:p>
       <w:pPr>
-        <w:spacing w:line="300" w:lineRule="auto" w:after="120"/>
+        <w:spacing w:before="0" w:after="120" w:line="276" w:lineRule="auto"/>
       </w:pPr>
       <w:r>
         <w:rPr>
@@ -489,7 +463,7 @@
     </w:p>
     <w:p>
       <w:pPr>
-        <w:spacing w:line="300" w:lineRule="auto" w:after="120"/>
+        <w:spacing w:before="0" w:after="120" w:line="276" w:lineRule="auto"/>
       </w:pPr>
       <w:r>
         <w:rPr>
@@ -502,7 +476,7 @@
     </w:p>
     <w:p>
       <w:pPr>
-        <w:spacing w:line="300" w:lineRule="auto" w:after="120"/>
+        <w:spacing w:before="0" w:after="120" w:line="276" w:lineRule="auto"/>
       </w:pPr>
       <w:r>
         <w:rPr>
@@ -515,7 +489,7 @@
     </w:p>
     <w:p>
       <w:pPr>
-        <w:spacing w:line="300" w:lineRule="auto" w:after="120"/>
+        <w:spacing w:before="0" w:after="120" w:line="276" w:lineRule="auto"/>
       </w:pPr>
       <w:r>
         <w:rPr>
@@ -528,7 +502,7 @@
     </w:p>
     <w:p>
       <w:pPr>
-        <w:spacing w:line="300" w:lineRule="auto" w:after="120"/>
+        <w:spacing w:before="0" w:after="120" w:line="276" w:lineRule="auto"/>
       </w:pPr>
       <w:r>
         <w:rPr>
@@ -541,7 +515,7 @@
     </w:p>
     <w:p>
       <w:pPr>
-        <w:spacing w:line="300" w:lineRule="auto" w:after="120"/>
+        <w:spacing w:before="0" w:after="120" w:line="276" w:lineRule="auto"/>
       </w:pPr>
       <w:r>
         <w:rPr>
@@ -554,7 +528,7 @@
     </w:p>
     <w:p>
       <w:pPr>
-        <w:spacing w:line="300" w:lineRule="auto" w:after="120"/>
+        <w:spacing w:before="0" w:after="120" w:line="276" w:lineRule="auto"/>
       </w:pPr>
       <w:r>
         <w:rPr>
@@ -562,12 +536,12 @@
           <w:color w:val="222222"/>
           <w:sz w:val="24"/>
         </w:rPr>
-        <w:t>“Bộ anh thực sự tin là em không nhận ra sao ạ? Nói thật lòng thì chuyện đó, ừm… khá là hiển nhiên rồi ạ,” Amane đáp lại, nhìn Miyamoto nhận lấy khăn giấy và lau miệng. Sau khi đưa ra câu trả lời chân thật và thẳng thắn của mình, cậu nhận thấy hai gò má của Miyamoto dần dần ửng lên một sắc đỏ nhạt.</w:t>
+        <w:t>“Bộ anh thực sự tin là em không nhận ra sao? Nói thật lòng thì chuyện đó, ừm… khá là hiển nhiên rồi ạ,” Amane đáp lại, nhìn Miyamoto nhận lấy khăn giấy và lau miệng. Sau khi đưa ra câu trả lời chân thật và thẳng thắn của mình, cậu nhận thấy hai gò má của Miyamoto dần dần ửng lên một sắc đỏ nhạt.</w:t>
       </w:r>
     </w:p>
     <w:p>
       <w:pPr>
-        <w:spacing w:line="300" w:lineRule="auto" w:after="120"/>
+        <w:spacing w:before="0" w:after="120" w:line="276" w:lineRule="auto"/>
       </w:pPr>
       <w:r>
         <w:rPr>
@@ -580,7 +554,7 @@
     </w:p>
     <w:p>
       <w:pPr>
-        <w:spacing w:line="300" w:lineRule="auto" w:after="120"/>
+        <w:spacing w:before="0" w:after="120" w:line="276" w:lineRule="auto"/>
       </w:pPr>
       <w:r>
         <w:rPr>
@@ -593,7 +567,7 @@
     </w:p>
     <w:p>
       <w:pPr>
-        <w:spacing w:line="300" w:lineRule="auto" w:after="120"/>
+        <w:spacing w:before="0" w:after="120" w:line="276" w:lineRule="auto"/>
       </w:pPr>
       <w:r>
         <w:rPr>
@@ -606,7 +580,7 @@
     </w:p>
     <w:p>
       <w:pPr>
-        <w:spacing w:line="300" w:lineRule="auto" w:after="120"/>
+        <w:spacing w:before="0" w:after="120" w:line="276" w:lineRule="auto"/>
       </w:pPr>
       <w:r>
         <w:rPr>
@@ -614,12 +588,12 @@
           <w:color w:val="222222"/>
           <w:sz w:val="24"/>
         </w:rPr>
-        <w:t>“Xin lỗi nhé Kayano, tao không cố ý bán đứng mày đâu…” Amane cảm thấy có lỗi vì đã vô tình lôi Souji vào mớ bòng bong này, khi cậu chàng vốn đã có mặt ở đây cho ca làm buổi sáng. Amane hy vọng cậu ấy sẽ chấp nhận số phận chung của họ.</w:t>
+        <w:t>“Xin lỗi nhé Kayano, tớ không cố ý bán đứng cậu đâu…” Amane cảm thấy có lỗi vì đã vô tình lôi Souji vào mớ bòng bong này, khi cậu chàng vốn đã có mặt ở đây cho ca làm buổi sáng. Amane hy vọng cậu ấy sẽ chấp nhận số phận chung của họ.</w:t>
       </w:r>
     </w:p>
     <w:p>
       <w:pPr>
-        <w:spacing w:line="300" w:lineRule="auto" w:after="120"/>
+        <w:spacing w:before="0" w:after="120" w:line="276" w:lineRule="auto"/>
       </w:pPr>
       <w:r>
         <w:rPr>
@@ -632,7 +606,7 @@
     </w:p>
     <w:p>
       <w:pPr>
-        <w:spacing w:line="300" w:lineRule="auto" w:after="120"/>
+        <w:spacing w:before="0" w:after="120" w:line="276" w:lineRule="auto"/>
       </w:pPr>
       <w:r>
         <w:rPr>
@@ -645,7 +619,7 @@
     </w:p>
     <w:p>
       <w:pPr>
-        <w:spacing w:line="300" w:lineRule="auto" w:after="120"/>
+        <w:spacing w:before="0" w:after="120" w:line="276" w:lineRule="auto"/>
       </w:pPr>
       <w:r>
         <w:rPr>
@@ -653,12 +627,12 @@
           <w:color w:val="222222"/>
           <w:sz w:val="24"/>
         </w:rPr>
-        <w:t>“D-Dạ vâng… nhưng ý anh bảo 'kỳ lạ' là sao ạ?”</w:t>
+        <w:t>“D-Dạ vâng… nhưng ý anh bảo 'kỳ lạ' là sao?”</w:t>
       </w:r>
     </w:p>
     <w:p>
       <w:pPr>
-        <w:spacing w:line="300" w:lineRule="auto" w:after="120"/>
+        <w:spacing w:before="0" w:after="120" w:line="276" w:lineRule="auto"/>
       </w:pPr>
       <w:r>
         <w:rPr>
@@ -671,7 +645,7 @@
     </w:p>
     <w:p>
       <w:pPr>
-        <w:spacing w:line="300" w:lineRule="auto" w:after="120"/>
+        <w:spacing w:before="0" w:after="120" w:line="276" w:lineRule="auto"/>
       </w:pPr>
       <w:r>
         <w:rPr>
@@ -684,7 +658,7 @@
     </w:p>
     <w:p>
       <w:pPr>
-        <w:spacing w:line="300" w:lineRule="auto" w:after="120"/>
+        <w:spacing w:before="0" w:after="120" w:line="276" w:lineRule="auto"/>
       </w:pPr>
       <w:r>
         <w:rPr>
@@ -697,7 +671,7 @@
     </w:p>
     <w:p>
       <w:pPr>
-        <w:spacing w:line="300" w:lineRule="auto" w:after="120"/>
+        <w:spacing w:before="0" w:after="120" w:line="276" w:lineRule="auto"/>
       </w:pPr>
       <w:r>
         <w:rPr>
@@ -710,7 +684,7 @@
     </w:p>
     <w:p>
       <w:pPr>
-        <w:spacing w:line="300" w:lineRule="auto" w:after="120"/>
+        <w:spacing w:before="0" w:after="120" w:line="276" w:lineRule="auto"/>
       </w:pPr>
       <w:r>
         <w:rPr>
@@ -723,7 +697,7 @@
     </w:p>
     <w:p>
       <w:pPr>
-        <w:spacing w:line="300" w:lineRule="auto" w:after="120"/>
+        <w:spacing w:before="0" w:after="120" w:line="276" w:lineRule="auto"/>
       </w:pPr>
       <w:r>
         <w:rPr>
@@ -736,7 +710,7 @@
     </w:p>
     <w:p>
       <w:pPr>
-        <w:spacing w:line="300" w:lineRule="auto" w:after="120"/>
+        <w:spacing w:before="0" w:after="120" w:line="276" w:lineRule="auto"/>
       </w:pPr>
       <w:r>
         <w:rPr>
@@ -749,14 +723,14 @@
     </w:p>
     <w:p>
       <w:pPr>
-        <w:spacing w:before="320" w:after="320"/>
+        <w:spacing w:before="280" w:after="280"/>
         <w:jc w:val="center"/>
       </w:pPr>
       <w:r>
         <w:rPr>
           <w:rFonts w:ascii="Montserrat" w:hAnsi="Montserrat"/>
           <w:b w:val="0"/>
-          <w:color w:val="222222"/>
+          <w:color w:val="333333"/>
           <w:sz w:val="26"/>
         </w:rPr>
         <w:t>✧ ₊ ✦ ₊ ✧</w:t>
@@ -764,7 +738,7 @@
     </w:p>
     <w:p>
       <w:pPr>
-        <w:spacing w:line="300" w:lineRule="auto" w:after="120"/>
+        <w:spacing w:before="0" w:after="120" w:line="276" w:lineRule="auto"/>
       </w:pPr>
       <w:r>
         <w:rPr>
@@ -777,7 +751,7 @@
     </w:p>
     <w:p>
       <w:pPr>
-        <w:spacing w:line="300" w:lineRule="auto" w:after="120"/>
+        <w:spacing w:before="0" w:after="120" w:line="276" w:lineRule="auto"/>
       </w:pPr>
       <w:r>
         <w:rPr>
@@ -790,7 +764,7 @@
     </w:p>
     <w:p>
       <w:pPr>
-        <w:spacing w:line="300" w:lineRule="auto" w:after="120"/>
+        <w:spacing w:before="0" w:after="120" w:line="276" w:lineRule="auto"/>
       </w:pPr>
       <w:r>
         <w:rPr>
@@ -803,7 +777,7 @@
     </w:p>
     <w:p>
       <w:pPr>
-        <w:spacing w:line="300" w:lineRule="auto" w:after="120"/>
+        <w:spacing w:before="0" w:after="120" w:line="276" w:lineRule="auto"/>
       </w:pPr>
       <w:r>
         <w:rPr>
@@ -816,7 +790,7 @@
     </w:p>
     <w:p>
       <w:pPr>
-        <w:spacing w:line="300" w:lineRule="auto" w:after="120"/>
+        <w:spacing w:before="0" w:after="120" w:line="276" w:lineRule="auto"/>
       </w:pPr>
       <w:r>
         <w:rPr>
@@ -829,7 +803,7 @@
     </w:p>
     <w:p>
       <w:pPr>
-        <w:spacing w:line="300" w:lineRule="auto" w:after="120"/>
+        <w:spacing w:before="0" w:after="120" w:line="276" w:lineRule="auto"/>
       </w:pPr>
       <w:r>
         <w:rPr>
@@ -842,7 +816,7 @@
     </w:p>
     <w:p>
       <w:pPr>
-        <w:spacing w:line="300" w:lineRule="auto" w:after="120"/>
+        <w:spacing w:before="0" w:after="120" w:line="276" w:lineRule="auto"/>
       </w:pPr>
       <w:r>
         <w:rPr>
@@ -855,7 +829,7 @@
     </w:p>
     <w:p>
       <w:pPr>
-        <w:spacing w:line="300" w:lineRule="auto" w:after="120"/>
+        <w:spacing w:before="0" w:after="120" w:line="276" w:lineRule="auto"/>
       </w:pPr>
       <w:r>
         <w:rPr>
@@ -868,7 +842,7 @@
     </w:p>
     <w:p>
       <w:pPr>
-        <w:spacing w:line="300" w:lineRule="auto" w:after="120"/>
+        <w:spacing w:before="0" w:after="120" w:line="276" w:lineRule="auto"/>
       </w:pPr>
       <w:r>
         <w:rPr>
@@ -881,7 +855,7 @@
     </w:p>
     <w:p>
       <w:pPr>
-        <w:spacing w:line="300" w:lineRule="auto" w:after="120"/>
+        <w:spacing w:before="0" w:after="120" w:line="276" w:lineRule="auto"/>
       </w:pPr>
       <w:r>
         <w:rPr>
@@ -894,7 +868,7 @@
     </w:p>
     <w:p>
       <w:pPr>
-        <w:spacing w:line="300" w:lineRule="auto" w:after="120"/>
+        <w:spacing w:before="0" w:after="120" w:line="276" w:lineRule="auto"/>
       </w:pPr>
       <w:r>
         <w:rPr>
@@ -907,7 +881,7 @@
     </w:p>
     <w:p>
       <w:pPr>
-        <w:spacing w:line="300" w:lineRule="auto" w:after="120"/>
+        <w:spacing w:before="0" w:after="120" w:line="276" w:lineRule="auto"/>
       </w:pPr>
       <w:r>
         <w:rPr>
@@ -920,7 +894,7 @@
     </w:p>
     <w:p>
       <w:pPr>
-        <w:spacing w:line="300" w:lineRule="auto" w:after="120"/>
+        <w:spacing w:before="0" w:after="120" w:line="276" w:lineRule="auto"/>
       </w:pPr>
       <w:r>
         <w:rPr>
@@ -933,7 +907,7 @@
     </w:p>
     <w:p>
       <w:pPr>
-        <w:spacing w:line="300" w:lineRule="auto" w:after="120"/>
+        <w:spacing w:before="0" w:after="120" w:line="276" w:lineRule="auto"/>
       </w:pPr>
       <w:r>
         <w:rPr>
@@ -946,7 +920,7 @@
     </w:p>
     <w:p>
       <w:pPr>
-        <w:spacing w:line="300" w:lineRule="auto" w:after="120"/>
+        <w:spacing w:before="0" w:after="120" w:line="276" w:lineRule="auto"/>
       </w:pPr>
       <w:r>
         <w:rPr>
@@ -959,7 +933,7 @@
     </w:p>
     <w:p>
       <w:pPr>
-        <w:spacing w:line="300" w:lineRule="auto" w:after="120"/>
+        <w:spacing w:before="0" w:after="120" w:line="276" w:lineRule="auto"/>
       </w:pPr>
       <w:r>
         <w:rPr>
@@ -972,7 +946,7 @@
     </w:p>
     <w:p>
       <w:pPr>
-        <w:spacing w:line="300" w:lineRule="auto" w:after="120"/>
+        <w:spacing w:before="0" w:after="120" w:line="276" w:lineRule="auto"/>
       </w:pPr>
       <w:r>
         <w:rPr>
@@ -985,7 +959,7 @@
     </w:p>
     <w:p>
       <w:pPr>
-        <w:spacing w:line="300" w:lineRule="auto" w:after="120"/>
+        <w:spacing w:before="0" w:after="120" w:line="276" w:lineRule="auto"/>
       </w:pPr>
       <w:r>
         <w:rPr>
@@ -998,7 +972,7 @@
     </w:p>
     <w:p>
       <w:pPr>
-        <w:spacing w:line="300" w:lineRule="auto" w:after="120"/>
+        <w:spacing w:before="0" w:after="120" w:line="276" w:lineRule="auto"/>
       </w:pPr>
       <w:r>
         <w:rPr>
@@ -1011,7 +985,7 @@
     </w:p>
     <w:p>
       <w:pPr>
-        <w:spacing w:line="300" w:lineRule="auto" w:after="120"/>
+        <w:spacing w:before="0" w:after="120" w:line="276" w:lineRule="auto"/>
       </w:pPr>
       <w:r>
         <w:rPr>
@@ -1024,7 +998,7 @@
     </w:p>
     <w:p>
       <w:pPr>
-        <w:spacing w:line="300" w:lineRule="auto" w:after="120"/>
+        <w:spacing w:before="0" w:after="120" w:line="276" w:lineRule="auto"/>
       </w:pPr>
       <w:r>
         <w:rPr>
@@ -1032,12 +1006,12 @@
           <w:color w:val="222222"/>
           <w:sz w:val="24"/>
         </w:rPr>
-        <w:t>“Vậy nên mọi chuyện là như thế đấy ạ. Hai người hãy nhấc chân lên và đi nghỉ giải lao giùm em cái đi,” Amane thúc giục.</w:t>
+        <w:t>“Vậy nên mọi chuyện là như thế đấy chứ. Hai người hãy nhấc chân lên và đi nghỉ giải lao giùm em cái đi,” Amane thúc giục.</w:t>
       </w:r>
     </w:p>
     <w:p>
       <w:pPr>
-        <w:spacing w:line="300" w:lineRule="auto" w:after="120"/>
+        <w:spacing w:before="0" w:after="120" w:line="276" w:lineRule="auto"/>
       </w:pPr>
       <w:r>
         <w:rPr>
@@ -1050,7 +1024,7 @@
     </w:p>
     <w:p>
       <w:pPr>
-        <w:spacing w:line="300" w:lineRule="auto" w:after="120"/>
+        <w:spacing w:before="0" w:after="120" w:line="276" w:lineRule="auto"/>
       </w:pPr>
       <w:r>
         <w:rPr>
@@ -1063,7 +1037,7 @@
     </w:p>
     <w:p>
       <w:pPr>
-        <w:spacing w:line="300" w:lineRule="auto" w:after="120"/>
+        <w:spacing w:before="0" w:after="120" w:line="276" w:lineRule="auto"/>
       </w:pPr>
       <w:r>
         <w:rPr>
@@ -1076,7 +1050,7 @@
     </w:p>
     <w:p>
       <w:pPr>
-        <w:spacing w:line="300" w:lineRule="auto" w:after="120"/>
+        <w:spacing w:before="0" w:after="120" w:line="276" w:lineRule="auto"/>
       </w:pPr>
       <w:r>
         <w:rPr>
@@ -1089,7 +1063,7 @@
     </w:p>
     <w:p>
       <w:pPr>
-        <w:spacing w:line="300" w:lineRule="auto" w:after="120"/>
+        <w:spacing w:before="0" w:after="120" w:line="276" w:lineRule="auto"/>
       </w:pPr>
       <w:r>
         <w:rPr>
@@ -1102,7 +1076,7 @@
     </w:p>
     <w:p>
       <w:pPr>
-        <w:spacing w:line="300" w:lineRule="auto" w:after="120"/>
+        <w:spacing w:before="0" w:after="120" w:line="276" w:lineRule="auto"/>
       </w:pPr>
       <w:r>
         <w:rPr>
@@ -1115,7 +1089,7 @@
     </w:p>
     <w:p>
       <w:pPr>
-        <w:spacing w:line="300" w:lineRule="auto" w:after="120"/>
+        <w:spacing w:before="0" w:after="120" w:line="276" w:lineRule="auto"/>
       </w:pPr>
       <w:r>
         <w:rPr>
@@ -1128,7 +1102,7 @@
     </w:p>
     <w:p>
       <w:pPr>
-        <w:spacing w:line="300" w:lineRule="auto" w:after="120"/>
+        <w:spacing w:before="0" w:after="120" w:line="276" w:lineRule="auto"/>
       </w:pPr>
       <w:r>
         <w:rPr>
@@ -1141,7 +1115,7 @@
     </w:p>
     <w:p>
       <w:pPr>
-        <w:spacing w:line="300" w:lineRule="auto" w:after="120"/>
+        <w:spacing w:before="0" w:after="120" w:line="276" w:lineRule="auto"/>
       </w:pPr>
       <w:r>
         <w:rPr>
@@ -1154,7 +1128,7 @@
     </w:p>
     <w:p>
       <w:pPr>
-        <w:spacing w:line="300" w:lineRule="auto" w:after="120"/>
+        <w:spacing w:before="0" w:after="120" w:line="276" w:lineRule="auto"/>
       </w:pPr>
       <w:r>
         <w:rPr>
@@ -1167,7 +1141,7 @@
     </w:p>
     <w:p>
       <w:pPr>
-        <w:spacing w:line="300" w:lineRule="auto" w:after="120"/>
+        <w:spacing w:before="0" w:after="120" w:line="276" w:lineRule="auto"/>
       </w:pPr>
       <w:r>
         <w:rPr>
@@ -1180,7 +1154,7 @@
     </w:p>
     <w:p>
       <w:pPr>
-        <w:spacing w:line="300" w:lineRule="auto" w:after="120"/>
+        <w:spacing w:before="0" w:after="120" w:line="276" w:lineRule="auto"/>
       </w:pPr>
       <w:r>
         <w:rPr>
@@ -1193,7 +1167,7 @@
     </w:p>
     <w:p>
       <w:pPr>
-        <w:spacing w:line="300" w:lineRule="auto" w:after="120"/>
+        <w:spacing w:before="0" w:after="120" w:line="276" w:lineRule="auto"/>
       </w:pPr>
       <w:r>
         <w:rPr>
@@ -1206,7 +1180,7 @@
     </w:p>
     <w:p>
       <w:pPr>
-        <w:spacing w:line="300" w:lineRule="auto" w:after="120"/>
+        <w:spacing w:before="0" w:after="120" w:line="276" w:lineRule="auto"/>
       </w:pPr>
       <w:r>
         <w:rPr>
@@ -1219,7 +1193,7 @@
     </w:p>
     <w:p>
       <w:pPr>
-        <w:spacing w:line="300" w:lineRule="auto" w:after="120"/>
+        <w:spacing w:before="0" w:after="120" w:line="276" w:lineRule="auto"/>
       </w:pPr>
       <w:r>
         <w:rPr>
@@ -1232,7 +1206,7 @@
     </w:p>
     <w:p>
       <w:pPr>
-        <w:spacing w:line="300" w:lineRule="auto" w:after="120"/>
+        <w:spacing w:before="0" w:after="120" w:line="276" w:lineRule="auto"/>
       </w:pPr>
       <w:r>
         <w:rPr>
@@ -1245,14 +1219,14 @@
     </w:p>
     <w:p>
       <w:pPr>
-        <w:spacing w:before="320" w:after="320"/>
+        <w:spacing w:before="280" w:after="280"/>
         <w:jc w:val="center"/>
       </w:pPr>
       <w:r>
         <w:rPr>
           <w:rFonts w:ascii="Montserrat" w:hAnsi="Montserrat"/>
           <w:b w:val="0"/>
-          <w:color w:val="222222"/>
+          <w:color w:val="333333"/>
           <w:sz w:val="26"/>
         </w:rPr>
         <w:t>✧ ₊ ✦ ₊ ✧</w:t>
@@ -1260,7 +1234,7 @@
     </w:p>
     <w:p>
       <w:pPr>
-        <w:spacing w:line="300" w:lineRule="auto" w:after="120"/>
+        <w:spacing w:before="0" w:after="120" w:line="276" w:lineRule="auto"/>
       </w:pPr>
       <w:r>
         <w:rPr>
@@ -1273,7 +1247,7 @@
     </w:p>
     <w:p>
       <w:pPr>
-        <w:spacing w:line="300" w:lineRule="auto" w:after="120"/>
+        <w:spacing w:before="0" w:after="120" w:line="276" w:lineRule="auto"/>
       </w:pPr>
       <w:r>
         <w:rPr>
@@ -1286,7 +1260,7 @@
     </w:p>
     <w:p>
       <w:pPr>
-        <w:spacing w:line="300" w:lineRule="auto" w:after="120"/>
+        <w:spacing w:before="0" w:after="120" w:line="276" w:lineRule="auto"/>
       </w:pPr>
       <w:r>
         <w:rPr>
@@ -1299,7 +1273,7 @@
     </w:p>
     <w:p>
       <w:pPr>
-        <w:spacing w:line="300" w:lineRule="auto" w:after="120"/>
+        <w:spacing w:before="0" w:after="120" w:line="276" w:lineRule="auto"/>
       </w:pPr>
       <w:r>
         <w:rPr>
@@ -1312,7 +1286,7 @@
     </w:p>
     <w:p>
       <w:pPr>
-        <w:spacing w:line="300" w:lineRule="auto" w:after="120"/>
+        <w:spacing w:before="0" w:after="120" w:line="276" w:lineRule="auto"/>
       </w:pPr>
       <w:r>
         <w:rPr>
@@ -1320,12 +1294,12 @@
           <w:color w:val="222222"/>
           <w:sz w:val="24"/>
         </w:rPr>
-        <w:t>“…Anh lại làm chị ấy nổi giận nữa rồi sao ạ?” Amane thận trọng hỏi.</w:t>
+        <w:t>“…Anh lại làm chị ấy nổi giận nữa rồi sao?” Amane thận trọng hỏi.</w:t>
       </w:r>
     </w:p>
     <w:p>
       <w:pPr>
-        <w:spacing w:line="300" w:lineRule="auto" w:after="120"/>
+        <w:spacing w:before="0" w:after="120" w:line="276" w:lineRule="auto"/>
       </w:pPr>
       <w:r>
         <w:rPr>
@@ -1338,7 +1312,7 @@
     </w:p>
     <w:p>
       <w:pPr>
-        <w:spacing w:line="300" w:lineRule="auto" w:after="120"/>
+        <w:spacing w:before="0" w:after="120" w:line="276" w:lineRule="auto"/>
       </w:pPr>
       <w:r>
         <w:rPr>
@@ -1351,7 +1325,7 @@
     </w:p>
     <w:p>
       <w:pPr>
-        <w:spacing w:line="300" w:lineRule="auto" w:after="120"/>
+        <w:spacing w:before="0" w:after="120" w:line="276" w:lineRule="auto"/>
       </w:pPr>
       <w:r>
         <w:rPr>
@@ -1364,7 +1338,7 @@
     </w:p>
     <w:p>
       <w:pPr>
-        <w:spacing w:line="300" w:lineRule="auto" w:after="120"/>
+        <w:spacing w:before="0" w:after="120" w:line="276" w:lineRule="auto"/>
       </w:pPr>
       <w:r>
         <w:rPr>
@@ -1377,7 +1351,7 @@
     </w:p>
     <w:p>
       <w:pPr>
-        <w:spacing w:line="300" w:lineRule="auto" w:after="120"/>
+        <w:spacing w:before="0" w:after="120" w:line="276" w:lineRule="auto"/>
       </w:pPr>
       <w:r>
         <w:rPr>
@@ -1390,7 +1364,7 @@
     </w:p>
     <w:p>
       <w:pPr>
-        <w:spacing w:line="300" w:lineRule="auto" w:after="120"/>
+        <w:spacing w:before="0" w:after="120" w:line="276" w:lineRule="auto"/>
       </w:pPr>
       <w:r>
         <w:rPr>
@@ -1398,12 +1372,12 @@
           <w:color w:val="222222"/>
           <w:sz w:val="24"/>
         </w:rPr>
-        <w:t>“Vậy cuộc nói chuyện diễn ra không êm xuôi sao ạ?”</w:t>
+        <w:t>“Vậy cuộc nói chuyện diễn ra không êm xuôi sao?”</w:t>
       </w:r>
     </w:p>
     <w:p>
       <w:pPr>
-        <w:spacing w:line="300" w:lineRule="auto" w:after="120"/>
+        <w:spacing w:before="0" w:after="120" w:line="276" w:lineRule="auto"/>
       </w:pPr>
       <w:r>
         <w:rPr>
@@ -1416,7 +1390,7 @@
     </w:p>
     <w:p>
       <w:pPr>
-        <w:spacing w:line="300" w:lineRule="auto" w:after="120"/>
+        <w:spacing w:before="0" w:after="120" w:line="276" w:lineRule="auto"/>
       </w:pPr>
       <w:r>
         <w:rPr>
@@ -1429,7 +1403,7 @@
     </w:p>
     <w:p>
       <w:pPr>
-        <w:spacing w:line="300" w:lineRule="auto" w:after="120"/>
+        <w:spacing w:before="0" w:after="120" w:line="276" w:lineRule="auto"/>
       </w:pPr>
       <w:r>
         <w:rPr>
@@ -1437,12 +1411,12 @@
           <w:color w:val="222222"/>
           <w:sz w:val="24"/>
         </w:rPr>
-        <w:t>“Nếu anh không muốn nói về chuyện đó thì em sẽ không hỏi đâu, nhưng làm ơn ít nhất hãy nói cho em biết liệu nó có gây ra hậu quả tiêu cực nào cho các tương tác công việc sau này không ạ.”</w:t>
+        <w:t>“Nếu anh không muốn nói về chuyện đó thì em sẽ không hỏi đâu, nhưng làm ơn ít nhất hãy nói cho em biết liệu nó có gây ra hậu quả tiêu cực nào cho các tương tác công việc sau này không.”</w:t>
       </w:r>
     </w:p>
     <w:p>
       <w:pPr>
-        <w:spacing w:line="300" w:lineRule="auto" w:after="120"/>
+        <w:spacing w:before="0" w:after="120" w:line="276" w:lineRule="auto"/>
       </w:pPr>
       <w:r>
         <w:rPr>
@@ -1455,7 +1429,7 @@
     </w:p>
     <w:p>
       <w:pPr>
-        <w:spacing w:line="300" w:lineRule="auto" w:after="120"/>
+        <w:spacing w:before="0" w:after="120" w:line="276" w:lineRule="auto"/>
       </w:pPr>
       <w:r>
         <w:rPr>
@@ -1468,7 +1442,7 @@
     </w:p>
     <w:p>
       <w:pPr>
-        <w:spacing w:line="300" w:lineRule="auto" w:after="120"/>
+        <w:spacing w:before="0" w:after="120" w:line="276" w:lineRule="auto"/>
       </w:pPr>
       <w:r>
         <w:rPr>
@@ -1481,7 +1455,7 @@
     </w:p>
     <w:p>
       <w:pPr>
-        <w:spacing w:line="300" w:lineRule="auto" w:after="120"/>
+        <w:spacing w:before="0" w:after="120" w:line="276" w:lineRule="auto"/>
       </w:pPr>
       <w:r>
         <w:rPr>
@@ -1494,7 +1468,7 @@
     </w:p>
     <w:p>
       <w:pPr>
-        <w:spacing w:line="300" w:lineRule="auto" w:after="120"/>
+        <w:spacing w:before="0" w:after="120" w:line="276" w:lineRule="auto"/>
       </w:pPr>
       <w:r>
         <w:rPr>
@@ -1507,7 +1481,7 @@
     </w:p>
     <w:p>
       <w:pPr>
-        <w:spacing w:line="300" w:lineRule="auto" w:after="120"/>
+        <w:spacing w:before="0" w:after="120" w:line="276" w:lineRule="auto"/>
       </w:pPr>
       <w:r>
         <w:rPr>
@@ -1520,7 +1494,7 @@
     </w:p>
     <w:p>
       <w:pPr>
-        <w:spacing w:line="300" w:lineRule="auto" w:after="120"/>
+        <w:spacing w:before="0" w:after="120" w:line="276" w:lineRule="auto"/>
       </w:pPr>
       <w:r>
         <w:rPr>
@@ -1533,7 +1507,7 @@
     </w:p>
     <w:p>
       <w:pPr>
-        <w:spacing w:line="300" w:lineRule="auto" w:after="120"/>
+        <w:spacing w:before="0" w:after="120" w:line="276" w:lineRule="auto"/>
       </w:pPr>
       <w:r>
         <w:rPr>
@@ -1546,7 +1520,7 @@
     </w:p>
     <w:p>
       <w:pPr>
-        <w:spacing w:line="300" w:lineRule="auto" w:after="120"/>
+        <w:spacing w:before="0" w:after="120" w:line="276" w:lineRule="auto"/>
       </w:pPr>
       <w:r>
         <w:rPr>
@@ -1559,7 +1533,7 @@
     </w:p>
     <w:p>
       <w:pPr>
-        <w:spacing w:line="300" w:lineRule="auto" w:after="120"/>
+        <w:spacing w:before="0" w:after="120" w:line="276" w:lineRule="auto"/>
       </w:pPr>
       <w:r>
         <w:rPr>
@@ -1572,7 +1546,7 @@
     </w:p>
     <w:p>
       <w:pPr>
-        <w:spacing w:line="300" w:lineRule="auto" w:after="120"/>
+        <w:spacing w:before="0" w:after="120" w:line="276" w:lineRule="auto"/>
       </w:pPr>
       <w:r>
         <w:rPr>
@@ -1585,7 +1559,7 @@
     </w:p>
     <w:p>
       <w:pPr>
-        <w:spacing w:line="300" w:lineRule="auto" w:after="120"/>
+        <w:spacing w:before="0" w:after="120" w:line="276" w:lineRule="auto"/>
       </w:pPr>
       <w:r>
         <w:rPr>
@@ -1598,7 +1572,7 @@
     </w:p>
     <w:p>
       <w:pPr>
-        <w:spacing w:line="300" w:lineRule="auto" w:after="120"/>
+        <w:spacing w:before="0" w:after="120" w:line="276" w:lineRule="auto"/>
       </w:pPr>
       <w:r>
         <w:rPr>
@@ -1611,7 +1585,7 @@
     </w:p>
     <w:p>
       <w:pPr>
-        <w:spacing w:line="300" w:lineRule="auto" w:after="120"/>
+        <w:spacing w:before="0" w:after="120" w:line="276" w:lineRule="auto"/>
       </w:pPr>
       <w:r>
         <w:rPr>
@@ -1624,7 +1598,7 @@
     </w:p>
     <w:p>
       <w:pPr>
-        <w:spacing w:line="300" w:lineRule="auto" w:after="120"/>
+        <w:spacing w:before="0" w:after="120" w:line="276" w:lineRule="auto"/>
       </w:pPr>
       <w:r>
         <w:rPr>
@@ -1637,47 +1611,7 @@
     </w:p>
     <w:p>
       <w:pPr>
-        <w:spacing w:after="280" w:before="280"/>
-        <w:jc w:val="center"/>
-      </w:pPr>
-      <w:r>
-        <w:drawing>
-          <wp:inline xmlns:a="http://schemas.openxmlformats.org/drawingml/2006/main" xmlns:pic="http://schemas.openxmlformats.org/drawingml/2006/picture">
-            <wp:extent cx="5029200" cy="2160773"/>
-            <wp:docPr id="2" name="Picture 2"/>
-            <wp:cNvGraphicFramePr>
-              <a:graphicFrameLocks noChangeAspect="1"/>
-            </wp:cNvGraphicFramePr>
-            <a:graphic>
-              <a:graphicData uri="http://schemas.openxmlformats.org/drawingml/2006/picture">
-                <pic:pic>
-                  <pic:nvPicPr>
-                    <pic:cNvPr id="0" name="image_p133_1.jpeg"/>
-                    <pic:cNvPicPr/>
-                  </pic:nvPicPr>
-                  <pic:blipFill>
-                    <a:blip r:embed="rId10"/>
-                    <a:stretch>
-                      <a:fillRect/>
-                    </a:stretch>
-                  </pic:blipFill>
-                  <pic:spPr>
-                    <a:xfrm>
-                      <a:off x="0" y="0"/>
-                      <a:ext cx="5029200" cy="2160773"/>
-                    </a:xfrm>
-                    <a:prstGeom prst="rect"/>
-                  </pic:spPr>
-                </pic:pic>
-              </a:graphicData>
-            </a:graphic>
-          </wp:inline>
-        </w:drawing>
-      </w:r>
-    </w:p>
-    <w:p>
-      <w:pPr>
-        <w:spacing w:line="300" w:lineRule="auto" w:after="120"/>
+        <w:spacing w:before="0" w:after="120" w:line="276" w:lineRule="auto"/>
       </w:pPr>
       <w:r>
         <w:rPr>
@@ -1690,7 +1624,7 @@
     </w:p>
     <w:p>
       <w:pPr>
-        <w:spacing w:line="300" w:lineRule="auto" w:after="120"/>
+        <w:spacing w:before="0" w:after="120" w:line="276" w:lineRule="auto"/>
       </w:pPr>
       <w:r>
         <w:rPr>
@@ -1703,7 +1637,7 @@
     </w:p>
     <w:p>
       <w:pPr>
-        <w:spacing w:line="300" w:lineRule="auto" w:after="120"/>
+        <w:spacing w:before="0" w:after="120" w:line="276" w:lineRule="auto"/>
       </w:pPr>
       <w:r>
         <w:rPr>
@@ -1716,7 +1650,7 @@
     </w:p>
     <w:sectPr>
       <w:pgSz w:w="12240" w:h="15840"/>
-      <w:pgMar w:top="1440" w:right="1800" w:bottom="1440" w:left="1800" w:header="720" w:footer="720" w:gutter="0"/>
+      <w:pgMar w:top="1440" w:right="1440" w:bottom="1440" w:left="1440" w:header="720" w:footer="720" w:gutter="0"/>
       <w:cols w:space="720"/>
       <w:docGrid w:linePitch="360"/>
     </w:sectPr>
